--- a/Session-20/JenkinsEmailIntegration/JenkinsEmail Integration.docx
+++ b/Session-20/JenkinsEmailIntegration/JenkinsEmail Integration.docx
@@ -90,6 +90,7 @@
       </w:r>
       <w:r>
         <w:rPr>
+          <w:noProof/>
           <w:lang w:val="en-US"/>
         </w:rPr>
         <w:drawing>
@@ -156,6 +157,7 @@
       </w:pPr>
       <w:r>
         <w:rPr>
+          <w:noProof/>
           <w:lang w:val="en-US"/>
         </w:rPr>
         <w:drawing>
@@ -263,6 +265,7 @@
       </w:r>
       <w:r>
         <w:rPr>
+          <w:noProof/>
           <w:lang w:val="en-US"/>
         </w:rPr>
         <w:drawing>
@@ -375,6 +378,7 @@
       </w:r>
       <w:r>
         <w:rPr>
+          <w:noProof/>
           <w:lang w:val="en-US"/>
         </w:rPr>
         <w:drawing>
@@ -429,6 +433,7 @@
       </w:pPr>
       <w:r>
         <w:rPr>
+          <w:noProof/>
           <w:lang w:val="en-US"/>
         </w:rPr>
         <w:lastRenderedPageBreak/>
@@ -509,6 +514,7 @@
       </w:pPr>
       <w:r>
         <w:rPr>
+          <w:noProof/>
           <w:lang w:val="en-US"/>
         </w:rPr>
         <w:drawing>
@@ -616,6 +622,7 @@
       </w:r>
       <w:r>
         <w:rPr>
+          <w:noProof/>
           <w:lang w:val="en-US"/>
         </w:rPr>
         <w:drawing>
@@ -663,39 +670,78 @@
       </w:pPr>
       <w:r>
         <w:rPr>
-          <w:lang w:val="en-US"/>
-        </w:rPr>
-        <w:t>Enter Your App Password / Not Your Gmail Password</w:t>
-      </w:r>
-    </w:p>
-    <w:p>
-      <w:pPr>
-        <w:rPr>
-          <w:lang w:val="en-US"/>
-        </w:rPr>
-      </w:pPr>
-      <w:r>
-        <w:rPr>
-          <w:lang w:val="en-US"/>
-        </w:rPr>
-        <w:t>Choose: SSL</w:t>
-      </w:r>
-    </w:p>
-    <w:p>
-      <w:pPr>
-        <w:rPr>
-          <w:lang w:val="en-US"/>
-        </w:rPr>
-      </w:pPr>
+          <w:noProof/>
+          <w:lang w:val="en-US"/>
+        </w:rPr>
+        <mc:AlternateContent>
+          <mc:Choice Requires="wpi">
+            <w:drawing>
+              <wp:anchor distT="0" distB="0" distL="114300" distR="114300" simplePos="0" relativeHeight="251671552" behindDoc="0" locked="0" layoutInCell="1" allowOverlap="1" wp14:anchorId="7485CB2C" wp14:editId="77A401BA">
+                <wp:simplePos x="0" y="0"/>
+                <wp:positionH relativeFrom="column">
+                  <wp:posOffset>281429</wp:posOffset>
+                </wp:positionH>
+                <wp:positionV relativeFrom="paragraph">
+                  <wp:posOffset>1372261</wp:posOffset>
+                </wp:positionV>
+                <wp:extent cx="916560" cy="243000"/>
+                <wp:effectExtent l="57150" t="57150" r="0" b="43180"/>
+                <wp:wrapNone/>
+                <wp:docPr id="1694814999" name="Ink 3"/>
+                <wp:cNvGraphicFramePr/>
+                <a:graphic xmlns:a="http://schemas.openxmlformats.org/drawingml/2006/main">
+                  <a:graphicData uri="http://schemas.microsoft.com/office/word/2010/wordprocessingInk">
+                    <w14:contentPart bwMode="auto" r:id="rId19">
+                      <w14:nvContentPartPr>
+                        <w14:cNvContentPartPr/>
+                      </w14:nvContentPartPr>
+                      <w14:xfrm>
+                        <a:off x="0" y="0"/>
+                        <a:ext cx="916560" cy="243000"/>
+                      </w14:xfrm>
+                    </w14:contentPart>
+                  </a:graphicData>
+                </a:graphic>
+              </wp:anchor>
+            </w:drawing>
+          </mc:Choice>
+          <mc:Fallback>
+            <w:pict>
+              <v:shapetype w14:anchorId="42853FCF" id="_x0000_t75" coordsize="21600,21600" o:spt="75" o:preferrelative="t" path="m@4@5l@4@11@9@11@9@5xe" filled="f" stroked="f">
+                <v:stroke joinstyle="miter"/>
+                <v:formulas>
+                  <v:f eqn="if lineDrawn pixelLineWidth 0"/>
+                  <v:f eqn="sum @0 1 0"/>
+                  <v:f eqn="sum 0 0 @1"/>
+                  <v:f eqn="prod @2 1 2"/>
+                  <v:f eqn="prod @3 21600 pixelWidth"/>
+                  <v:f eqn="prod @3 21600 pixelHeight"/>
+                  <v:f eqn="sum @0 0 1"/>
+                  <v:f eqn="prod @6 1 2"/>
+                  <v:f eqn="prod @7 21600 pixelWidth"/>
+                  <v:f eqn="sum @8 21600 0"/>
+                  <v:f eqn="prod @7 21600 pixelHeight"/>
+                  <v:f eqn="sum @10 21600 0"/>
+                </v:formulas>
+                <v:path o:extrusionok="f" gradientshapeok="t" o:connecttype="rect"/>
+                <o:lock v:ext="edit" aspectratio="t"/>
+              </v:shapetype>
+              <v:shape id="Ink 3" o:spid="_x0000_s1026" type="#_x0000_t75" style="position:absolute;margin-left:21.45pt;margin-top:107.35pt;width:73.55pt;height:20.55pt;z-index:251671552;visibility:visible;mso-wrap-style:square;mso-wrap-distance-left:9pt;mso-wrap-distance-top:0;mso-wrap-distance-right:9pt;mso-wrap-distance-bottom:0;mso-position-horizontal:absolute;mso-position-horizontal-relative:text;mso-position-vertical:absolute;mso-position-vertical-relative:text" o:gfxdata="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">
+                <v:imagedata r:id="rId20" o:title=""/>
+              </v:shape>
+            </w:pict>
+          </mc:Fallback>
+        </mc:AlternateContent>
+      </w:r>
       <w:r>
         <w:rPr>
           <w:lang w:val="en-US"/>
         </w:rPr>
         <w:drawing>
-          <wp:inline distT="0" distB="0" distL="0" distR="0" wp14:anchorId="5F8A02F0" wp14:editId="4D652FFA">
+          <wp:inline distT="0" distB="0" distL="0" distR="0" wp14:anchorId="05DA6F1D" wp14:editId="1FCDDF90">
             <wp:extent cx="5731510" cy="3223895"/>
             <wp:effectExtent l="0" t="0" r="2540" b="0"/>
-            <wp:docPr id="1668356973" name="Picture 1"/>
+            <wp:docPr id="1176421274" name="Picture 1"/>
             <wp:cNvGraphicFramePr>
               <a:graphicFrameLocks xmlns:a="http://schemas.openxmlformats.org/drawingml/2006/main" noChangeAspect="1"/>
             </wp:cNvGraphicFramePr>
@@ -703,11 +749,11 @@
               <a:graphicData uri="http://schemas.openxmlformats.org/drawingml/2006/picture">
                 <pic:pic xmlns:pic="http://schemas.openxmlformats.org/drawingml/2006/picture">
                   <pic:nvPicPr>
-                    <pic:cNvPr id="1668356973" name=""/>
+                    <pic:cNvPr id="1176421274" name=""/>
                     <pic:cNvPicPr/>
                   </pic:nvPicPr>
                   <pic:blipFill>
-                    <a:blip r:embed="rId19"/>
+                    <a:blip r:embed="rId21"/>
                     <a:stretch>
                       <a:fillRect/>
                     </a:stretch>
@@ -734,6 +780,12 @@
           <w:lang w:val="en-US"/>
         </w:rPr>
       </w:pPr>
+      <w:r>
+        <w:rPr>
+          <w:lang w:val="en-US"/>
+        </w:rPr>
+        <w:t>Enter Your App Password / Not Your Gmail Password</w:t>
+      </w:r>
     </w:p>
     <w:p>
       <w:pPr>
@@ -745,12 +797,25 @@
         <w:rPr>
           <w:lang w:val="en-US"/>
         </w:rPr>
+        <w:t>Choose: SSL</w:t>
+      </w:r>
+    </w:p>
+    <w:p>
+      <w:pPr>
+        <w:rPr>
+          <w:lang w:val="en-US"/>
+        </w:rPr>
+      </w:pPr>
+      <w:r>
+        <w:rPr>
+          <w:lang w:val="en-US"/>
+        </w:rPr>
         <w:lastRenderedPageBreak/>
         <w:drawing>
-          <wp:inline distT="0" distB="0" distL="0" distR="0" wp14:anchorId="411A4A37" wp14:editId="6689E647">
+          <wp:inline distT="0" distB="0" distL="0" distR="0" wp14:anchorId="3A71539A" wp14:editId="6AEFF035">
             <wp:extent cx="5731510" cy="3223895"/>
             <wp:effectExtent l="0" t="0" r="2540" b="0"/>
-            <wp:docPr id="2070992102" name="Picture 1"/>
+            <wp:docPr id="1728136460" name="Picture 1"/>
             <wp:cNvGraphicFramePr>
               <a:graphicFrameLocks xmlns:a="http://schemas.openxmlformats.org/drawingml/2006/main" noChangeAspect="1"/>
             </wp:cNvGraphicFramePr>
@@ -758,11 +823,11 @@
               <a:graphicData uri="http://schemas.openxmlformats.org/drawingml/2006/picture">
                 <pic:pic xmlns:pic="http://schemas.openxmlformats.org/drawingml/2006/picture">
                   <pic:nvPicPr>
-                    <pic:cNvPr id="2070992102" name=""/>
+                    <pic:cNvPr id="1728136460" name=""/>
                     <pic:cNvPicPr/>
                   </pic:nvPicPr>
                   <pic:blipFill>
-                    <a:blip r:embed="rId20"/>
+                    <a:blip r:embed="rId22"/>
                     <a:stretch>
                       <a:fillRect/>
                     </a:stretch>
@@ -789,12 +854,6 @@
           <w:lang w:val="en-US"/>
         </w:rPr>
       </w:pPr>
-      <w:r>
-        <w:rPr>
-          <w:lang w:val="en-US"/>
-        </w:rPr>
-        <w:t>Add your email and test connections</w:t>
-      </w:r>
     </w:p>
     <w:p>
       <w:pPr>
@@ -802,6 +861,46 @@
           <w:lang w:val="en-US"/>
         </w:rPr>
       </w:pPr>
+      <w:r>
+        <w:rPr>
+          <w:lang w:val="en-US"/>
+        </w:rPr>
+        <w:drawing>
+          <wp:inline distT="0" distB="0" distL="0" distR="0" wp14:anchorId="3116C19C" wp14:editId="7A4CF3AD">
+            <wp:extent cx="5731510" cy="3223895"/>
+            <wp:effectExtent l="0" t="0" r="2540" b="0"/>
+            <wp:docPr id="1143550554" name="Picture 1"/>
+            <wp:cNvGraphicFramePr>
+              <a:graphicFrameLocks xmlns:a="http://schemas.openxmlformats.org/drawingml/2006/main" noChangeAspect="1"/>
+            </wp:cNvGraphicFramePr>
+            <a:graphic xmlns:a="http://schemas.openxmlformats.org/drawingml/2006/main">
+              <a:graphicData uri="http://schemas.openxmlformats.org/drawingml/2006/picture">
+                <pic:pic xmlns:pic="http://schemas.openxmlformats.org/drawingml/2006/picture">
+                  <pic:nvPicPr>
+                    <pic:cNvPr id="1143550554" name=""/>
+                    <pic:cNvPicPr/>
+                  </pic:nvPicPr>
+                  <pic:blipFill>
+                    <a:blip r:embed="rId23"/>
+                    <a:stretch>
+                      <a:fillRect/>
+                    </a:stretch>
+                  </pic:blipFill>
+                  <pic:spPr>
+                    <a:xfrm>
+                      <a:off x="0" y="0"/>
+                      <a:ext cx="5731510" cy="3223895"/>
+                    </a:xfrm>
+                    <a:prstGeom prst="rect">
+                      <a:avLst/>
+                    </a:prstGeom>
+                  </pic:spPr>
+                </pic:pic>
+              </a:graphicData>
+            </a:graphic>
+          </wp:inline>
+        </w:drawing>
+      </w:r>
     </w:p>
     <w:p>
       <w:pPr>
@@ -811,9 +910,30 @@
       </w:pPr>
       <w:r>
         <w:rPr>
+          <w:lang w:val="en-US"/>
+        </w:rPr>
+        <w:t>Add your email and test connections</w:t>
+      </w:r>
+    </w:p>
+    <w:p>
+      <w:pPr>
+        <w:rPr>
+          <w:lang w:val="en-US"/>
+        </w:rPr>
+      </w:pPr>
+    </w:p>
+    <w:p>
+      <w:pPr>
+        <w:rPr>
+          <w:lang w:val="en-US"/>
+        </w:rPr>
+      </w:pPr>
+      <w:r>
+        <w:rPr>
           <w:noProof/>
           <w:lang w:val="en-US"/>
         </w:rPr>
+        <w:lastRenderedPageBreak/>
         <mc:AlternateContent>
           <mc:Choice Requires="wpi">
             <w:drawing>
@@ -832,7 +952,7 @@
                 <wp:cNvGraphicFramePr/>
                 <a:graphic xmlns:a="http://schemas.openxmlformats.org/drawingml/2006/main">
                   <a:graphicData uri="http://schemas.microsoft.com/office/word/2010/wordprocessingInk">
-                    <w14:contentPart bwMode="auto" r:id="rId21">
+                    <w14:contentPart bwMode="auto" r:id="rId24">
                       <w14:nvContentPartPr>
                         <w14:cNvContentPartPr/>
                       </w14:nvContentPartPr>
@@ -849,7 +969,7 @@
           <mc:Fallback>
             <w:pict>
               <v:shape w14:anchorId="6A503933" id="Ink 21" o:spid="_x0000_s1026" type="#_x0000_t75" style="position:absolute;margin-left:47.65pt;margin-top:146.45pt;width:61.7pt;height:3.65pt;z-index:251669504;visibility:visible;mso-wrap-style:square;mso-wrap-distance-left:9pt;mso-wrap-distance-top:0;mso-wrap-distance-right:9pt;mso-wrap-distance-bottom:0;mso-position-horizontal:absolute;mso-position-horizontal-relative:text;mso-position-vertical:absolute;mso-position-vertical-relative:text" o:gfxdata="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">
-                <v:imagedata r:id="rId22" o:title=""/>
+                <v:imagedata r:id="rId25" o:title=""/>
               </v:shape>
             </w:pict>
           </mc:Fallback>
@@ -878,7 +998,7 @@
                 <wp:cNvGraphicFramePr/>
                 <a:graphic xmlns:a="http://schemas.openxmlformats.org/drawingml/2006/main">
                   <a:graphicData uri="http://schemas.microsoft.com/office/word/2010/wordprocessingInk">
-                    <w14:contentPart bwMode="auto" r:id="rId23">
+                    <w14:contentPart bwMode="auto" r:id="rId26">
                       <w14:nvContentPartPr>
                         <w14:cNvContentPartPr/>
                       </w14:nvContentPartPr>
@@ -895,7 +1015,7 @@
           <mc:Fallback>
             <w:pict>
               <v:shape w14:anchorId="5DF83D89" id="Ink 17" o:spid="_x0000_s1026" type="#_x0000_t75" style="position:absolute;margin-left:43.2pt;margin-top:139.7pt;width:130pt;height:18.65pt;z-index:251668480;visibility:visible;mso-wrap-style:square;mso-wrap-distance-left:9pt;mso-wrap-distance-top:0;mso-wrap-distance-right:9pt;mso-wrap-distance-bottom:0;mso-position-horizontal:absolute;mso-position-horizontal-relative:text;mso-position-vertical:absolute;mso-position-vertical-relative:text" o:gfxdata="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">
-                <v:imagedata r:id="rId24" o:title=""/>
+                <v:imagedata r:id="rId27" o:title=""/>
               </v:shape>
             </w:pict>
           </mc:Fallback>
@@ -924,7 +1044,7 @@
                 <wp:cNvGraphicFramePr/>
                 <a:graphic xmlns:a="http://schemas.openxmlformats.org/drawingml/2006/main">
                   <a:graphicData uri="http://schemas.microsoft.com/office/word/2010/wordprocessingInk">
-                    <w14:contentPart bwMode="auto" r:id="rId25">
+                    <w14:contentPart bwMode="auto" r:id="rId28">
                       <w14:nvContentPartPr>
                         <w14:cNvContentPartPr/>
                       </w14:nvContentPartPr>
@@ -947,7 +1067,7 @@
           <mc:Fallback>
             <w:pict>
               <v:shape w14:anchorId="1C8B1C62" id="Ink 16" o:spid="_x0000_s1026" type="#_x0000_t75" style="position:absolute;margin-left:50.5pt;margin-top:147.7pt;width:56.35pt;height:1.75pt;z-index:251667456;visibility:visible;mso-wrap-style:square;mso-width-percent:0;mso-height-percent:0;mso-wrap-distance-left:9pt;mso-wrap-distance-top:0;mso-wrap-distance-right:9pt;mso-wrap-distance-bottom:0;mso-position-horizontal:absolute;mso-position-horizontal-relative:text;mso-position-vertical:absolute;mso-position-vertical-relative:text;mso-width-percent:0;mso-height-percent:0;mso-width-relative:margin;mso-height-relative:margin" o:gfxdata="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">
-                <v:imagedata r:id="rId26" o:title=""/>
+                <v:imagedata r:id="rId29" o:title=""/>
               </v:shape>
             </w:pict>
           </mc:Fallback>
@@ -955,6 +1075,7 @@
       </w:r>
       <w:r>
         <w:rPr>
+          <w:noProof/>
           <w:lang w:val="en-US"/>
         </w:rPr>
         <w:drawing>
@@ -973,7 +1094,7 @@
                     <pic:cNvPicPr/>
                   </pic:nvPicPr>
                   <pic:blipFill>
-                    <a:blip r:embed="rId27"/>
+                    <a:blip r:embed="rId30"/>
                     <a:stretch>
                       <a:fillRect/>
                     </a:stretch>
@@ -1015,9 +1136,9 @@
       </w:pPr>
       <w:r>
         <w:rPr>
-          <w:lang w:val="en-US"/>
-        </w:rPr>
-        <w:lastRenderedPageBreak/>
+          <w:noProof/>
+          <w:lang w:val="en-US"/>
+        </w:rPr>
         <w:drawing>
           <wp:inline distT="0" distB="0" distL="0" distR="0" wp14:anchorId="427141FF" wp14:editId="6A7628F4">
             <wp:extent cx="5731510" cy="3223895"/>
@@ -1034,7 +1155,7 @@
                     <pic:cNvPicPr/>
                   </pic:nvPicPr>
                   <pic:blipFill>
-                    <a:blip r:embed="rId28"/>
+                    <a:blip r:embed="rId31"/>
                     <a:stretch>
                       <a:fillRect/>
                     </a:stretch>
@@ -1681,6 +1802,7 @@
   <w:style w:type="character" w:default="1" w:styleId="DefaultParagraphFont">
     <w:name w:val="Default Paragraph Font"/>
     <w:uiPriority w:val="1"/>
+    <w:semiHidden/>
     <w:unhideWhenUsed/>
   </w:style>
   <w:style w:type="table" w:default="1" w:styleId="TableNormal">
@@ -2125,6 +2247,34 @@
           <inkml:channelProperty channel="F" name="resolution" value="0" units="1/dev"/>
         </inkml:channelProperties>
       </inkml:inkSource>
+      <inkml:timestamp xml:id="ts0" timeString="2026-05-17T09:55:22.513"/>
+    </inkml:context>
+    <inkml:brush xml:id="br0">
+      <inkml:brushProperty name="width" value="0.05" units="cm"/>
+      <inkml:brushProperty name="height" value="0.05" units="cm"/>
+      <inkml:brushProperty name="color" value="#F6630D"/>
+    </inkml:brush>
+  </inkml:definitions>
+  <inkml:trace contextRef="#ctx0" brushRef="#br0">2545 338 24419,'-1'13'0,"-2"0"0,-2 0 0,-2 0 0,-1 0 0,-3 0 0,-2 0 0,-1 0 0,-3-1 0,-1 1 0,-2-1 0,-2 0 0,-1-1 0,-3 1 0,0-1 0,-3 0 0,-1-1 0,-2 1 0,-1-1 0,-2-1 0,-1 0 0,-1 0 0,-2-1 0,-1 0 0,0 0 0,-3-1 0,0 0 0,-1-1 0,-1 0 0,0-1 0,-2 0 0,0-1 0,-1 0 0,0 0 0,-1-2 0,0 1 0,-1-1 0,0-1 0,1 0 0,-1-1 0,0 0 0,0-1 0,0 0 0,1-1 0,-1-1 0,2 1 0,-1-2 0,2 0 0,-1 0 0,2-1 0,0 0 0,1-1 0,1 0 0,1-1 0,1 0 0,1-1 0,1 0 0,1 0 0,2-1 0,1 0 0,1 0 0,2-1 0,2-1 0,0 1 0,3-1 0,1 0 0,2-1 0,1 1 0,2-1 0,2 0 0,2-1 0,2 1 0,1-1 0,3 0 0,1 0 0,2 0 0,2 0 0,2 0 0,2 0 0,2 0 0,2-1 0,2 1 0,2 0 0,2 0 0,2 0 0,2 0 0,1 0 0,3 0 0,1 1 0,2 0 0,2-1 0,2 2 0,2-1 0,1 0 0,2 1 0,1 0 0,3 1 0,0 0 0,2 0 0,2 0 0,1 1 0,1 0 0,2 1 0,1 0 0,1 0 0,1 1 0,1 0 0,1 1 0,1 0 0,1 1 0,0 0 0,2 1 0,-1 0 0,2 1 0,-1 0 0,2 1 0,-1 0 0,1 0 0,0 2 0,0-1 0,0 2 0,-1-1 0,1 2 0,0 0 0,-1 0 0,0 1 0,-1 0 0,0 1 0,-1 0 0,0 1 0,-2 0 0,0 1 0,-1 0 0,-1 1 0,0 0 0,-3 1 0,0 0 0,-1 0 0,-2 1 0,-1 0 0,-1 1 0,-2 0 0,-1 0 0,-2 0 0,-1 1 0,-3 0 0,0 1 0,-3 0 0,-1-1 0,-2 2 0,-2-1 0,-1 0 0,-3 1 0,-1 0 0,-2 0 0,-3 0 0,-1 0 0,-2 0 0,-2 0 0,-2 1 0</inkml:trace>
+</inkml:ink>
+</file>
+
+<file path=word/ink/ink6.xml><?xml version="1.0" encoding="utf-8"?>
+<inkml:ink xmlns:inkml="http://www.w3.org/2003/InkML">
+  <inkml:definitions>
+    <inkml:context xml:id="ctx0">
+      <inkml:inkSource xml:id="inkSrc0">
+        <inkml:traceFormat>
+          <inkml:channel name="X" type="integer" min="-2.14748E9" max="2.14748E9" units="cm"/>
+          <inkml:channel name="Y" type="integer" min="-2.14748E9" max="2.14748E9" units="cm"/>
+          <inkml:channel name="F" type="integer" max="32767" units="dev"/>
+        </inkml:traceFormat>
+        <inkml:channelProperties>
+          <inkml:channelProperty channel="X" name="resolution" value="1000" units="1/cm"/>
+          <inkml:channelProperty channel="Y" name="resolution" value="1000" units="1/cm"/>
+          <inkml:channelProperty channel="F" name="resolution" value="0" units="1/dev"/>
+        </inkml:channelProperties>
+      </inkml:inkSource>
       <inkml:timestamp xml:id="ts0" timeString="2026-05-17T09:36:24.384"/>
     </inkml:context>
     <inkml:brush xml:id="br0">
@@ -2137,7 +2287,7 @@
 </inkml:ink>
 </file>
 
-<file path=word/ink/ink6.xml><?xml version="1.0" encoding="utf-8"?>
+<file path=word/ink/ink7.xml><?xml version="1.0" encoding="utf-8"?>
 <inkml:ink xmlns:inkml="http://www.w3.org/2003/InkML">
   <inkml:definitions>
     <inkml:context xml:id="ctx0">
@@ -2166,7 +2316,7 @@
 </inkml:ink>
 </file>
 
-<file path=word/ink/ink7.xml><?xml version="1.0" encoding="utf-8"?>
+<file path=word/ink/ink8.xml><?xml version="1.0" encoding="utf-8"?>
 <inkml:ink xmlns:inkml="http://www.w3.org/2003/InkML">
   <inkml:definitions>
     <inkml:context xml:id="ctx0">

--- a/Session-20/JenkinsEmailIntegration/JenkinsEmail Integration.docx
+++ b/Session-20/JenkinsEmailIntegration/JenkinsEmail Integration.docx
@@ -735,6 +735,7 @@
       </w:r>
       <w:r>
         <w:rPr>
+          <w:noProof/>
           <w:lang w:val="en-US"/>
         </w:rPr>
         <w:drawing>
@@ -808,6 +809,7 @@
       </w:pPr>
       <w:r>
         <w:rPr>
+          <w:noProof/>
           <w:lang w:val="en-US"/>
         </w:rPr>
         <w:lastRenderedPageBreak/>
@@ -863,6 +865,7 @@
       </w:pPr>
       <w:r>
         <w:rPr>
+          <w:noProof/>
           <w:lang w:val="en-US"/>
         </w:rPr>
         <w:drawing>
@@ -1187,6 +1190,848 @@
           <w:lang w:val="en-US"/>
         </w:rPr>
         <w:t>Add your gmail as username and app password as your password</w:t>
+      </w:r>
+    </w:p>
+    <w:p>
+      <w:pPr>
+        <w:rPr>
+          <w:lang w:val="en-US"/>
+        </w:rPr>
+      </w:pPr>
+    </w:p>
+    <w:p>
+      <w:pPr>
+        <w:rPr>
+          <w:lang w:val="en-US"/>
+        </w:rPr>
+      </w:pPr>
+      <w:r>
+        <w:rPr>
+          <w:lang w:val="en-US"/>
+        </w:rPr>
+        <w:t>Now Let’s Create Freestyle Project</w:t>
+      </w:r>
+    </w:p>
+    <w:p>
+      <w:pPr>
+        <w:rPr>
+          <w:lang w:val="en-US"/>
+        </w:rPr>
+      </w:pPr>
+      <w:r>
+        <w:rPr>
+          <w:lang w:val="en-US"/>
+        </w:rPr>
+        <w:lastRenderedPageBreak/>
+        <w:drawing>
+          <wp:inline distT="0" distB="0" distL="0" distR="0" wp14:anchorId="7F03FB43" wp14:editId="03878DDF">
+            <wp:extent cx="5731510" cy="3223895"/>
+            <wp:effectExtent l="0" t="0" r="2540" b="0"/>
+            <wp:docPr id="1648629538" name="Picture 1"/>
+            <wp:cNvGraphicFramePr>
+              <a:graphicFrameLocks xmlns:a="http://schemas.openxmlformats.org/drawingml/2006/main" noChangeAspect="1"/>
+            </wp:cNvGraphicFramePr>
+            <a:graphic xmlns:a="http://schemas.openxmlformats.org/drawingml/2006/main">
+              <a:graphicData uri="http://schemas.openxmlformats.org/drawingml/2006/picture">
+                <pic:pic xmlns:pic="http://schemas.openxmlformats.org/drawingml/2006/picture">
+                  <pic:nvPicPr>
+                    <pic:cNvPr id="1648629538" name=""/>
+                    <pic:cNvPicPr/>
+                  </pic:nvPicPr>
+                  <pic:blipFill>
+                    <a:blip r:embed="rId32"/>
+                    <a:stretch>
+                      <a:fillRect/>
+                    </a:stretch>
+                  </pic:blipFill>
+                  <pic:spPr>
+                    <a:xfrm>
+                      <a:off x="0" y="0"/>
+                      <a:ext cx="5731510" cy="3223895"/>
+                    </a:xfrm>
+                    <a:prstGeom prst="rect">
+                      <a:avLst/>
+                    </a:prstGeom>
+                  </pic:spPr>
+                </pic:pic>
+              </a:graphicData>
+            </a:graphic>
+          </wp:inline>
+        </w:drawing>
+      </w:r>
+    </w:p>
+    <w:p>
+      <w:pPr>
+        <w:rPr>
+          <w:lang w:val="en-US"/>
+        </w:rPr>
+      </w:pPr>
+      <w:r>
+        <w:rPr>
+          <w:lang w:val="en-US"/>
+        </w:rPr>
+        <w:t>Click on build steps</w:t>
+      </w:r>
+    </w:p>
+    <w:p>
+      <w:pPr>
+        <w:rPr>
+          <w:lang w:val="en-US"/>
+        </w:rPr>
+      </w:pPr>
+      <w:r>
+        <w:rPr>
+          <w:lang w:val="en-US"/>
+        </w:rPr>
+        <w:drawing>
+          <wp:inline distT="0" distB="0" distL="0" distR="0" wp14:anchorId="08E30CDA" wp14:editId="42844FCF">
+            <wp:extent cx="5731510" cy="3223895"/>
+            <wp:effectExtent l="0" t="0" r="2540" b="0"/>
+            <wp:docPr id="1262074163" name="Picture 1"/>
+            <wp:cNvGraphicFramePr>
+              <a:graphicFrameLocks xmlns:a="http://schemas.openxmlformats.org/drawingml/2006/main" noChangeAspect="1"/>
+            </wp:cNvGraphicFramePr>
+            <a:graphic xmlns:a="http://schemas.openxmlformats.org/drawingml/2006/main">
+              <a:graphicData uri="http://schemas.openxmlformats.org/drawingml/2006/picture">
+                <pic:pic xmlns:pic="http://schemas.openxmlformats.org/drawingml/2006/picture">
+                  <pic:nvPicPr>
+                    <pic:cNvPr id="1262074163" name=""/>
+                    <pic:cNvPicPr/>
+                  </pic:nvPicPr>
+                  <pic:blipFill>
+                    <a:blip r:embed="rId33"/>
+                    <a:stretch>
+                      <a:fillRect/>
+                    </a:stretch>
+                  </pic:blipFill>
+                  <pic:spPr>
+                    <a:xfrm>
+                      <a:off x="0" y="0"/>
+                      <a:ext cx="5731510" cy="3223895"/>
+                    </a:xfrm>
+                    <a:prstGeom prst="rect">
+                      <a:avLst/>
+                    </a:prstGeom>
+                  </pic:spPr>
+                </pic:pic>
+              </a:graphicData>
+            </a:graphic>
+          </wp:inline>
+        </w:drawing>
+      </w:r>
+    </w:p>
+    <w:p>
+      <w:pPr>
+        <w:rPr>
+          <w:lang w:val="en-US"/>
+        </w:rPr>
+      </w:pPr>
+      <w:r>
+        <w:rPr>
+          <w:lang w:val="en-US"/>
+        </w:rPr>
+        <w:t>Choose : Execute Shell Commands</w:t>
+      </w:r>
+    </w:p>
+    <w:p>
+      <w:pPr>
+        <w:rPr>
+          <w:lang w:val="en-US"/>
+        </w:rPr>
+      </w:pPr>
+      <w:r>
+        <w:rPr>
+          <w:lang w:val="en-US"/>
+        </w:rPr>
+        <w:lastRenderedPageBreak/>
+        <w:drawing>
+          <wp:inline distT="0" distB="0" distL="0" distR="0" wp14:anchorId="150B4B49" wp14:editId="7F43D99A">
+            <wp:extent cx="5731510" cy="3223895"/>
+            <wp:effectExtent l="0" t="0" r="2540" b="0"/>
+            <wp:docPr id="1309489008" name="Picture 1"/>
+            <wp:cNvGraphicFramePr>
+              <a:graphicFrameLocks xmlns:a="http://schemas.openxmlformats.org/drawingml/2006/main" noChangeAspect="1"/>
+            </wp:cNvGraphicFramePr>
+            <a:graphic xmlns:a="http://schemas.openxmlformats.org/drawingml/2006/main">
+              <a:graphicData uri="http://schemas.openxmlformats.org/drawingml/2006/picture">
+                <pic:pic xmlns:pic="http://schemas.openxmlformats.org/drawingml/2006/picture">
+                  <pic:nvPicPr>
+                    <pic:cNvPr id="1309489008" name=""/>
+                    <pic:cNvPicPr/>
+                  </pic:nvPicPr>
+                  <pic:blipFill>
+                    <a:blip r:embed="rId34"/>
+                    <a:stretch>
+                      <a:fillRect/>
+                    </a:stretch>
+                  </pic:blipFill>
+                  <pic:spPr>
+                    <a:xfrm>
+                      <a:off x="0" y="0"/>
+                      <a:ext cx="5731510" cy="3223895"/>
+                    </a:xfrm>
+                    <a:prstGeom prst="rect">
+                      <a:avLst/>
+                    </a:prstGeom>
+                  </pic:spPr>
+                </pic:pic>
+              </a:graphicData>
+            </a:graphic>
+          </wp:inline>
+        </w:drawing>
+      </w:r>
+    </w:p>
+    <w:p>
+      <w:pPr>
+        <w:rPr>
+          <w:lang w:val="en-US"/>
+        </w:rPr>
+      </w:pPr>
+      <w:r>
+        <w:rPr>
+          <w:lang w:val="en-US"/>
+        </w:rPr>
+        <w:t>Add: java -version</w:t>
+      </w:r>
+    </w:p>
+    <w:p>
+      <w:pPr>
+        <w:rPr>
+          <w:lang w:val="en-US"/>
+        </w:rPr>
+      </w:pPr>
+      <w:r>
+        <w:rPr>
+          <w:lang w:val="en-US"/>
+        </w:rPr>
+        <w:drawing>
+          <wp:inline distT="0" distB="0" distL="0" distR="0" wp14:anchorId="6942AA56" wp14:editId="7D9B6331">
+            <wp:extent cx="5731510" cy="3223895"/>
+            <wp:effectExtent l="0" t="0" r="2540" b="0"/>
+            <wp:docPr id="1272836754" name="Picture 1"/>
+            <wp:cNvGraphicFramePr>
+              <a:graphicFrameLocks xmlns:a="http://schemas.openxmlformats.org/drawingml/2006/main" noChangeAspect="1"/>
+            </wp:cNvGraphicFramePr>
+            <a:graphic xmlns:a="http://schemas.openxmlformats.org/drawingml/2006/main">
+              <a:graphicData uri="http://schemas.openxmlformats.org/drawingml/2006/picture">
+                <pic:pic xmlns:pic="http://schemas.openxmlformats.org/drawingml/2006/picture">
+                  <pic:nvPicPr>
+                    <pic:cNvPr id="1272836754" name=""/>
+                    <pic:cNvPicPr/>
+                  </pic:nvPicPr>
+                  <pic:blipFill>
+                    <a:blip r:embed="rId35"/>
+                    <a:stretch>
+                      <a:fillRect/>
+                    </a:stretch>
+                  </pic:blipFill>
+                  <pic:spPr>
+                    <a:xfrm>
+                      <a:off x="0" y="0"/>
+                      <a:ext cx="5731510" cy="3223895"/>
+                    </a:xfrm>
+                    <a:prstGeom prst="rect">
+                      <a:avLst/>
+                    </a:prstGeom>
+                  </pic:spPr>
+                </pic:pic>
+              </a:graphicData>
+            </a:graphic>
+          </wp:inline>
+        </w:drawing>
+      </w:r>
+    </w:p>
+    <w:p>
+      <w:pPr>
+        <w:rPr>
+          <w:lang w:val="en-US"/>
+        </w:rPr>
+      </w:pPr>
+      <w:r>
+        <w:rPr>
+          <w:lang w:val="en-US"/>
+        </w:rPr>
+        <w:t>Click on Post Build Action</w:t>
+      </w:r>
+      <w:r>
+        <w:rPr>
+          <w:lang w:val="en-US"/>
+        </w:rPr>
+        <w:t>&gt; Email Notification</w:t>
+      </w:r>
+    </w:p>
+    <w:p>
+      <w:pPr>
+        <w:rPr>
+          <w:lang w:val="en-US"/>
+        </w:rPr>
+      </w:pPr>
+      <w:r>
+        <w:rPr>
+          <w:lang w:val="en-US"/>
+        </w:rPr>
+        <w:lastRenderedPageBreak/>
+        <w:drawing>
+          <wp:inline distT="0" distB="0" distL="0" distR="0" wp14:anchorId="0E598EF5" wp14:editId="6F05EAD2">
+            <wp:extent cx="5731510" cy="3223895"/>
+            <wp:effectExtent l="0" t="0" r="2540" b="0"/>
+            <wp:docPr id="1616074920" name="Picture 1"/>
+            <wp:cNvGraphicFramePr>
+              <a:graphicFrameLocks xmlns:a="http://schemas.openxmlformats.org/drawingml/2006/main" noChangeAspect="1"/>
+            </wp:cNvGraphicFramePr>
+            <a:graphic xmlns:a="http://schemas.openxmlformats.org/drawingml/2006/main">
+              <a:graphicData uri="http://schemas.openxmlformats.org/drawingml/2006/picture">
+                <pic:pic xmlns:pic="http://schemas.openxmlformats.org/drawingml/2006/picture">
+                  <pic:nvPicPr>
+                    <pic:cNvPr id="1616074920" name=""/>
+                    <pic:cNvPicPr/>
+                  </pic:nvPicPr>
+                  <pic:blipFill>
+                    <a:blip r:embed="rId36"/>
+                    <a:stretch>
+                      <a:fillRect/>
+                    </a:stretch>
+                  </pic:blipFill>
+                  <pic:spPr>
+                    <a:xfrm>
+                      <a:off x="0" y="0"/>
+                      <a:ext cx="5731510" cy="3223895"/>
+                    </a:xfrm>
+                    <a:prstGeom prst="rect">
+                      <a:avLst/>
+                    </a:prstGeom>
+                  </pic:spPr>
+                </pic:pic>
+              </a:graphicData>
+            </a:graphic>
+          </wp:inline>
+        </w:drawing>
+      </w:r>
+    </w:p>
+    <w:p>
+      <w:pPr>
+        <w:rPr>
+          <w:lang w:val="en-US"/>
+        </w:rPr>
+      </w:pPr>
+      <w:r>
+        <w:rPr>
+          <w:lang w:val="en-US"/>
+        </w:rPr>
+        <w:drawing>
+          <wp:inline distT="0" distB="0" distL="0" distR="0" wp14:anchorId="00A8920E" wp14:editId="73C2B048">
+            <wp:extent cx="5731510" cy="3223895"/>
+            <wp:effectExtent l="0" t="0" r="2540" b="0"/>
+            <wp:docPr id="2122862494" name="Picture 1"/>
+            <wp:cNvGraphicFramePr>
+              <a:graphicFrameLocks xmlns:a="http://schemas.openxmlformats.org/drawingml/2006/main" noChangeAspect="1"/>
+            </wp:cNvGraphicFramePr>
+            <a:graphic xmlns:a="http://schemas.openxmlformats.org/drawingml/2006/main">
+              <a:graphicData uri="http://schemas.openxmlformats.org/drawingml/2006/picture">
+                <pic:pic xmlns:pic="http://schemas.openxmlformats.org/drawingml/2006/picture">
+                  <pic:nvPicPr>
+                    <pic:cNvPr id="2122862494" name=""/>
+                    <pic:cNvPicPr/>
+                  </pic:nvPicPr>
+                  <pic:blipFill>
+                    <a:blip r:embed="rId37"/>
+                    <a:stretch>
+                      <a:fillRect/>
+                    </a:stretch>
+                  </pic:blipFill>
+                  <pic:spPr>
+                    <a:xfrm>
+                      <a:off x="0" y="0"/>
+                      <a:ext cx="5731510" cy="3223895"/>
+                    </a:xfrm>
+                    <a:prstGeom prst="rect">
+                      <a:avLst/>
+                    </a:prstGeom>
+                  </pic:spPr>
+                </pic:pic>
+              </a:graphicData>
+            </a:graphic>
+          </wp:inline>
+        </w:drawing>
+      </w:r>
+    </w:p>
+    <w:p>
+      <w:pPr>
+        <w:rPr>
+          <w:lang w:val="en-US"/>
+        </w:rPr>
+      </w:pPr>
+      <w:r>
+        <w:rPr>
+          <w:lang w:val="en-US"/>
+        </w:rPr>
+        <w:t>Click on build</w:t>
+      </w:r>
+    </w:p>
+    <w:p>
+      <w:pPr>
+        <w:rPr>
+          <w:lang w:val="en-US"/>
+        </w:rPr>
+      </w:pPr>
+      <w:r>
+        <w:rPr>
+          <w:lang w:val="en-US"/>
+        </w:rPr>
+        <w:lastRenderedPageBreak/>
+        <w:drawing>
+          <wp:inline distT="0" distB="0" distL="0" distR="0" wp14:anchorId="530215C8" wp14:editId="503CEC34">
+            <wp:extent cx="5731510" cy="3223895"/>
+            <wp:effectExtent l="0" t="0" r="2540" b="0"/>
+            <wp:docPr id="763397989" name="Picture 1"/>
+            <wp:cNvGraphicFramePr>
+              <a:graphicFrameLocks xmlns:a="http://schemas.openxmlformats.org/drawingml/2006/main" noChangeAspect="1"/>
+            </wp:cNvGraphicFramePr>
+            <a:graphic xmlns:a="http://schemas.openxmlformats.org/drawingml/2006/main">
+              <a:graphicData uri="http://schemas.openxmlformats.org/drawingml/2006/picture">
+                <pic:pic xmlns:pic="http://schemas.openxmlformats.org/drawingml/2006/picture">
+                  <pic:nvPicPr>
+                    <pic:cNvPr id="763397989" name=""/>
+                    <pic:cNvPicPr/>
+                  </pic:nvPicPr>
+                  <pic:blipFill>
+                    <a:blip r:embed="rId38"/>
+                    <a:stretch>
+                      <a:fillRect/>
+                    </a:stretch>
+                  </pic:blipFill>
+                  <pic:spPr>
+                    <a:xfrm>
+                      <a:off x="0" y="0"/>
+                      <a:ext cx="5731510" cy="3223895"/>
+                    </a:xfrm>
+                    <a:prstGeom prst="rect">
+                      <a:avLst/>
+                    </a:prstGeom>
+                  </pic:spPr>
+                </pic:pic>
+              </a:graphicData>
+            </a:graphic>
+          </wp:inline>
+        </w:drawing>
+      </w:r>
+    </w:p>
+    <w:p>
+      <w:pPr>
+        <w:rPr>
+          <w:lang w:val="en-US"/>
+        </w:rPr>
+      </w:pPr>
+      <w:r>
+        <w:rPr>
+          <w:lang w:val="en-US"/>
+        </w:rPr>
+        <w:t>Check the console output</w:t>
+      </w:r>
+    </w:p>
+    <w:p>
+      <w:pPr>
+        <w:rPr>
+          <w:lang w:val="en-US"/>
+        </w:rPr>
+      </w:pPr>
+      <w:r>
+        <w:rPr>
+          <w:lang w:val="en-US"/>
+        </w:rPr>
+        <w:drawing>
+          <wp:inline distT="0" distB="0" distL="0" distR="0" wp14:anchorId="61DB0198" wp14:editId="25405099">
+            <wp:extent cx="5731510" cy="3223895"/>
+            <wp:effectExtent l="0" t="0" r="2540" b="0"/>
+            <wp:docPr id="1044095597" name="Picture 1"/>
+            <wp:cNvGraphicFramePr>
+              <a:graphicFrameLocks xmlns:a="http://schemas.openxmlformats.org/drawingml/2006/main" noChangeAspect="1"/>
+            </wp:cNvGraphicFramePr>
+            <a:graphic xmlns:a="http://schemas.openxmlformats.org/drawingml/2006/main">
+              <a:graphicData uri="http://schemas.openxmlformats.org/drawingml/2006/picture">
+                <pic:pic xmlns:pic="http://schemas.openxmlformats.org/drawingml/2006/picture">
+                  <pic:nvPicPr>
+                    <pic:cNvPr id="1044095597" name=""/>
+                    <pic:cNvPicPr/>
+                  </pic:nvPicPr>
+                  <pic:blipFill>
+                    <a:blip r:embed="rId39"/>
+                    <a:stretch>
+                      <a:fillRect/>
+                    </a:stretch>
+                  </pic:blipFill>
+                  <pic:spPr>
+                    <a:xfrm>
+                      <a:off x="0" y="0"/>
+                      <a:ext cx="5731510" cy="3223895"/>
+                    </a:xfrm>
+                    <a:prstGeom prst="rect">
+                      <a:avLst/>
+                    </a:prstGeom>
+                  </pic:spPr>
+                </pic:pic>
+              </a:graphicData>
+            </a:graphic>
+          </wp:inline>
+        </w:drawing>
+      </w:r>
+    </w:p>
+    <w:p>
+      <w:pPr>
+        <w:rPr>
+          <w:lang w:val="en-US"/>
+        </w:rPr>
+      </w:pPr>
+      <w:r>
+        <w:rPr>
+          <w:lang w:val="en-US"/>
+        </w:rPr>
+        <w:t>For every success build it will not send email notification</w:t>
+      </w:r>
+    </w:p>
+    <w:p>
+      <w:pPr>
+        <w:rPr>
+          <w:lang w:val="en-US"/>
+        </w:rPr>
+      </w:pPr>
+      <w:r>
+        <w:rPr>
+          <w:lang w:val="en-US"/>
+        </w:rPr>
+        <w:t>Lets make build failure to check email notification</w:t>
+      </w:r>
+    </w:p>
+    <w:p>
+      <w:pPr>
+        <w:rPr>
+          <w:lang w:val="en-US"/>
+        </w:rPr>
+      </w:pPr>
+      <w:r>
+        <w:rPr>
+          <w:lang w:val="en-US"/>
+        </w:rPr>
+        <w:t>Click on configure</w:t>
+      </w:r>
+    </w:p>
+    <w:p>
+      <w:pPr>
+        <w:rPr>
+          <w:lang w:val="en-US"/>
+        </w:rPr>
+      </w:pPr>
+      <w:r>
+        <w:rPr>
+          <w:lang w:val="en-US"/>
+        </w:rPr>
+        <w:lastRenderedPageBreak/>
+        <w:drawing>
+          <wp:inline distT="0" distB="0" distL="0" distR="0" wp14:anchorId="19DB9835" wp14:editId="1544FDEF">
+            <wp:extent cx="5731510" cy="3223895"/>
+            <wp:effectExtent l="0" t="0" r="2540" b="0"/>
+            <wp:docPr id="389461822" name="Picture 1"/>
+            <wp:cNvGraphicFramePr>
+              <a:graphicFrameLocks xmlns:a="http://schemas.openxmlformats.org/drawingml/2006/main" noChangeAspect="1"/>
+            </wp:cNvGraphicFramePr>
+            <a:graphic xmlns:a="http://schemas.openxmlformats.org/drawingml/2006/main">
+              <a:graphicData uri="http://schemas.openxmlformats.org/drawingml/2006/picture">
+                <pic:pic xmlns:pic="http://schemas.openxmlformats.org/drawingml/2006/picture">
+                  <pic:nvPicPr>
+                    <pic:cNvPr id="389461822" name=""/>
+                    <pic:cNvPicPr/>
+                  </pic:nvPicPr>
+                  <pic:blipFill>
+                    <a:blip r:embed="rId40"/>
+                    <a:stretch>
+                      <a:fillRect/>
+                    </a:stretch>
+                  </pic:blipFill>
+                  <pic:spPr>
+                    <a:xfrm>
+                      <a:off x="0" y="0"/>
+                      <a:ext cx="5731510" cy="3223895"/>
+                    </a:xfrm>
+                    <a:prstGeom prst="rect">
+                      <a:avLst/>
+                    </a:prstGeom>
+                  </pic:spPr>
+                </pic:pic>
+              </a:graphicData>
+            </a:graphic>
+          </wp:inline>
+        </w:drawing>
+      </w:r>
+    </w:p>
+    <w:p>
+      <w:pPr>
+        <w:rPr>
+          <w:lang w:val="en-US"/>
+        </w:rPr>
+      </w:pPr>
+      <w:r>
+        <w:rPr>
+          <w:lang w:val="en-US"/>
+        </w:rPr>
+        <w:t>Put a wrong shell command: java</w:t>
+      </w:r>
+    </w:p>
+    <w:p>
+      <w:pPr>
+        <w:rPr>
+          <w:lang w:val="en-US"/>
+        </w:rPr>
+      </w:pPr>
+      <w:r>
+        <w:rPr>
+          <w:lang w:val="en-US"/>
+        </w:rPr>
+        <w:drawing>
+          <wp:inline distT="0" distB="0" distL="0" distR="0" wp14:anchorId="0A8B67C0" wp14:editId="6D9EAFC0">
+            <wp:extent cx="5731510" cy="3223895"/>
+            <wp:effectExtent l="0" t="0" r="2540" b="0"/>
+            <wp:docPr id="1178824542" name="Picture 1"/>
+            <wp:cNvGraphicFramePr>
+              <a:graphicFrameLocks xmlns:a="http://schemas.openxmlformats.org/drawingml/2006/main" noChangeAspect="1"/>
+            </wp:cNvGraphicFramePr>
+            <a:graphic xmlns:a="http://schemas.openxmlformats.org/drawingml/2006/main">
+              <a:graphicData uri="http://schemas.openxmlformats.org/drawingml/2006/picture">
+                <pic:pic xmlns:pic="http://schemas.openxmlformats.org/drawingml/2006/picture">
+                  <pic:nvPicPr>
+                    <pic:cNvPr id="1178824542" name=""/>
+                    <pic:cNvPicPr/>
+                  </pic:nvPicPr>
+                  <pic:blipFill>
+                    <a:blip r:embed="rId41"/>
+                    <a:stretch>
+                      <a:fillRect/>
+                    </a:stretch>
+                  </pic:blipFill>
+                  <pic:spPr>
+                    <a:xfrm>
+                      <a:off x="0" y="0"/>
+                      <a:ext cx="5731510" cy="3223895"/>
+                    </a:xfrm>
+                    <a:prstGeom prst="rect">
+                      <a:avLst/>
+                    </a:prstGeom>
+                  </pic:spPr>
+                </pic:pic>
+              </a:graphicData>
+            </a:graphic>
+          </wp:inline>
+        </w:drawing>
+      </w:r>
+    </w:p>
+    <w:p>
+      <w:pPr>
+        <w:rPr>
+          <w:lang w:val="en-US"/>
+        </w:rPr>
+      </w:pPr>
+      <w:r>
+        <w:rPr>
+          <w:lang w:val="en-US"/>
+        </w:rPr>
+        <w:t>Click on apply and save</w:t>
+      </w:r>
+    </w:p>
+    <w:p>
+      <w:pPr>
+        <w:rPr>
+          <w:lang w:val="en-US"/>
+        </w:rPr>
+      </w:pPr>
+      <w:r>
+        <w:rPr>
+          <w:lang w:val="en-US"/>
+        </w:rPr>
+        <w:t>And rebuild the project again</w:t>
+      </w:r>
+    </w:p>
+    <w:p>
+      <w:pPr>
+        <w:rPr>
+          <w:lang w:val="en-US"/>
+        </w:rPr>
+      </w:pPr>
+      <w:r>
+        <w:rPr>
+          <w:lang w:val="en-US"/>
+        </w:rPr>
+        <w:lastRenderedPageBreak/>
+        <w:drawing>
+          <wp:inline distT="0" distB="0" distL="0" distR="0" wp14:anchorId="3FD509E7" wp14:editId="0E917BC4">
+            <wp:extent cx="5731510" cy="3223895"/>
+            <wp:effectExtent l="0" t="0" r="2540" b="0"/>
+            <wp:docPr id="947040656" name="Picture 1"/>
+            <wp:cNvGraphicFramePr>
+              <a:graphicFrameLocks xmlns:a="http://schemas.openxmlformats.org/drawingml/2006/main" noChangeAspect="1"/>
+            </wp:cNvGraphicFramePr>
+            <a:graphic xmlns:a="http://schemas.openxmlformats.org/drawingml/2006/main">
+              <a:graphicData uri="http://schemas.openxmlformats.org/drawingml/2006/picture">
+                <pic:pic xmlns:pic="http://schemas.openxmlformats.org/drawingml/2006/picture">
+                  <pic:nvPicPr>
+                    <pic:cNvPr id="947040656" name=""/>
+                    <pic:cNvPicPr/>
+                  </pic:nvPicPr>
+                  <pic:blipFill>
+                    <a:blip r:embed="rId42"/>
+                    <a:stretch>
+                      <a:fillRect/>
+                    </a:stretch>
+                  </pic:blipFill>
+                  <pic:spPr>
+                    <a:xfrm>
+                      <a:off x="0" y="0"/>
+                      <a:ext cx="5731510" cy="3223895"/>
+                    </a:xfrm>
+                    <a:prstGeom prst="rect">
+                      <a:avLst/>
+                    </a:prstGeom>
+                  </pic:spPr>
+                </pic:pic>
+              </a:graphicData>
+            </a:graphic>
+          </wp:inline>
+        </w:drawing>
+      </w:r>
+    </w:p>
+    <w:p>
+      <w:pPr>
+        <w:rPr>
+          <w:lang w:val="en-US"/>
+        </w:rPr>
+      </w:pPr>
+      <w:r>
+        <w:rPr>
+          <w:lang w:val="en-US"/>
+        </w:rPr>
+        <w:t>Check console output</w:t>
+      </w:r>
+    </w:p>
+    <w:p>
+      <w:pPr>
+        <w:rPr>
+          <w:lang w:val="en-US"/>
+        </w:rPr>
+      </w:pPr>
+    </w:p>
+    <w:p>
+      <w:pPr>
+        <w:rPr>
+          <w:lang w:val="en-US"/>
+        </w:rPr>
+      </w:pPr>
+      <w:r>
+        <w:rPr>
+          <w:lang w:val="en-US"/>
+        </w:rPr>
+        <w:drawing>
+          <wp:inline distT="0" distB="0" distL="0" distR="0" wp14:anchorId="5BE2EEF8" wp14:editId="0203BEC6">
+            <wp:extent cx="5731510" cy="3223895"/>
+            <wp:effectExtent l="0" t="0" r="2540" b="0"/>
+            <wp:docPr id="2071034786" name="Picture 1"/>
+            <wp:cNvGraphicFramePr>
+              <a:graphicFrameLocks xmlns:a="http://schemas.openxmlformats.org/drawingml/2006/main" noChangeAspect="1"/>
+            </wp:cNvGraphicFramePr>
+            <a:graphic xmlns:a="http://schemas.openxmlformats.org/drawingml/2006/main">
+              <a:graphicData uri="http://schemas.openxmlformats.org/drawingml/2006/picture">
+                <pic:pic xmlns:pic="http://schemas.openxmlformats.org/drawingml/2006/picture">
+                  <pic:nvPicPr>
+                    <pic:cNvPr id="2071034786" name=""/>
+                    <pic:cNvPicPr/>
+                  </pic:nvPicPr>
+                  <pic:blipFill>
+                    <a:blip r:embed="rId43"/>
+                    <a:stretch>
+                      <a:fillRect/>
+                    </a:stretch>
+                  </pic:blipFill>
+                  <pic:spPr>
+                    <a:xfrm>
+                      <a:off x="0" y="0"/>
+                      <a:ext cx="5731510" cy="3223895"/>
+                    </a:xfrm>
+                    <a:prstGeom prst="rect">
+                      <a:avLst/>
+                    </a:prstGeom>
+                  </pic:spPr>
+                </pic:pic>
+              </a:graphicData>
+            </a:graphic>
+          </wp:inline>
+        </w:drawing>
+      </w:r>
+    </w:p>
+    <w:p>
+      <w:pPr>
+        <w:rPr>
+          <w:lang w:val="en-US"/>
+        </w:rPr>
+      </w:pPr>
+      <w:r>
+        <w:rPr>
+          <w:lang w:val="en-US"/>
+        </w:rPr>
+        <w:t>Check your email</w:t>
+      </w:r>
+    </w:p>
+    <w:p>
+      <w:pPr>
+        <w:rPr>
+          <w:lang w:val="en-US"/>
+        </w:rPr>
+      </w:pPr>
+      <w:r>
+        <w:rPr>
+          <w:lang w:val="en-US"/>
+        </w:rPr>
+        <w:lastRenderedPageBreak/>
+        <w:drawing>
+          <wp:inline distT="0" distB="0" distL="0" distR="0" wp14:anchorId="77F7C692" wp14:editId="06E2C365">
+            <wp:extent cx="4139921" cy="3510970"/>
+            <wp:effectExtent l="0" t="0" r="0" b="0"/>
+            <wp:docPr id="1450485904" name="Picture 1"/>
+            <wp:cNvGraphicFramePr>
+              <a:graphicFrameLocks xmlns:a="http://schemas.openxmlformats.org/drawingml/2006/main" noChangeAspect="1"/>
+            </wp:cNvGraphicFramePr>
+            <a:graphic xmlns:a="http://schemas.openxmlformats.org/drawingml/2006/main">
+              <a:graphicData uri="http://schemas.openxmlformats.org/drawingml/2006/picture">
+                <pic:pic xmlns:pic="http://schemas.openxmlformats.org/drawingml/2006/picture">
+                  <pic:nvPicPr>
+                    <pic:cNvPr id="1450485904" name=""/>
+                    <pic:cNvPicPr/>
+                  </pic:nvPicPr>
+                  <pic:blipFill rotWithShape="1">
+                    <a:blip r:embed="rId44"/>
+                    <a:srcRect l="15428" t="24779" r="34682"/>
+                    <a:stretch>
+                      <a:fillRect/>
+                    </a:stretch>
+                  </pic:blipFill>
+                  <pic:spPr bwMode="auto">
+                    <a:xfrm>
+                      <a:off x="0" y="0"/>
+                      <a:ext cx="4147183" cy="3517128"/>
+                    </a:xfrm>
+                    <a:prstGeom prst="rect">
+                      <a:avLst/>
+                    </a:prstGeom>
+                    <a:ln>
+                      <a:noFill/>
+                    </a:ln>
+                    <a:extLst>
+                      <a:ext uri="{53640926-AAD7-44D8-BBD7-CCE9431645EC}">
+                        <a14:shadowObscured xmlns:a14="http://schemas.microsoft.com/office/drawing/2010/main"/>
+                      </a:ext>
+                    </a:extLst>
+                  </pic:spPr>
+                </pic:pic>
+              </a:graphicData>
+            </a:graphic>
+          </wp:inline>
+        </w:drawing>
       </w:r>
     </w:p>
     <w:sectPr>
